--- a/pr-preview/pr-69/chapters/13-standardization-parametric-g-formula.docx
+++ b/pr-preview/pr-69/chapters/13-standardization-parametric-g-formula.docx
@@ -730,34 +730,36 @@
                   </m:accPr>
                   <m:e>
                     <m:r>
+                      <m:rPr>
+                        <m:nor/>
+                        <m:sty m:val="p"/>
+                      </m:rPr>
                       <m:t>E</m:t>
                     </m:r>
                   </m:e>
                 </m:acc>
-                <m:r>
-                  <m:rPr>
-                    <m:sty m:val="p"/>
-                  </m:rPr>
-                  <m:t>[</m:t>
-                </m:r>
-                <m:sSup>
+                <m:d>
+                  <m:dPr>
+                    <m:begChr m:val="["/>
+                    <m:sepChr m:val=""/>
+                    <m:endChr m:val="]"/>
+                    <m:grow/>
+                  </m:dPr>
                   <m:e>
-                    <m:r>
-                      <m:t>Y</m:t>
-                    </m:r>
+                    <m:sSup>
+                      <m:e>
+                        <m:r>
+                          <m:t>Y</m:t>
+                        </m:r>
+                      </m:e>
+                      <m:sup>
+                        <m:r>
+                          <m:t>a</m:t>
+                        </m:r>
+                      </m:sup>
+                    </m:sSup>
                   </m:e>
-                  <m:sup>
-                    <m:r>
-                      <m:t>a</m:t>
-                    </m:r>
-                  </m:sup>
-                </m:sSup>
-                <m:r>
-                  <m:rPr>
-                    <m:sty m:val="p"/>
-                  </m:rPr>
-                  <m:t>]</m:t>
-                </m:r>
+                </m:d>
                 <m:r>
                   <m:rPr>
                     <m:sty m:val="p"/>
@@ -788,63 +790,65 @@
                       </m:accPr>
                       <m:e>
                         <m:r>
+                          <m:rPr>
+                            <m:nor/>
+                            <m:sty m:val="p"/>
+                          </m:rPr>
                           <m:t>E</m:t>
                         </m:r>
                       </m:e>
                     </m:acc>
                   </m:e>
                 </m:nary>
-                <m:r>
-                  <m:rPr>
-                    <m:sty m:val="p"/>
-                  </m:rPr>
-                  <m:t>[</m:t>
-                </m:r>
-                <m:r>
-                  <m:t>Y</m:t>
-                </m:r>
-                <m:r>
-                  <m:rPr>
-                    <m:sty m:val="p"/>
-                  </m:rPr>
-                  <m:t>∣</m:t>
-                </m:r>
-                <m:r>
-                  <m:t>A</m:t>
-                </m:r>
-                <m:r>
-                  <m:rPr>
-                    <m:sty m:val="p"/>
-                  </m:rPr>
-                  <m:t>=</m:t>
-                </m:r>
-                <m:r>
-                  <m:t>a</m:t>
-                </m:r>
-                <m:r>
-                  <m:rPr>
-                    <m:sty m:val="p"/>
-                  </m:rPr>
-                  <m:t>,</m:t>
-                </m:r>
-                <m:r>
-                  <m:t>L</m:t>
-                </m:r>
-                <m:r>
-                  <m:rPr>
-                    <m:sty m:val="p"/>
-                  </m:rPr>
-                  <m:t>=</m:t>
-                </m:r>
-                <m:r>
-                  <m:t>ℓ</m:t>
-                </m:r>
-                <m:r>
-                  <m:rPr>
-                    <m:sty m:val="p"/>
-                  </m:rPr>
-                  <m:t>]</m:t>
-                </m:r>
+                <m:d>
+                  <m:dPr>
+                    <m:begChr m:val="["/>
+                    <m:sepChr m:val=""/>
+                    <m:endChr m:val="]"/>
+                    <m:grow/>
+                  </m:dPr>
+                  <m:e>
+                    <m:r>
+                      <m:t>Y</m:t>
+                    </m:r>
+                    <m:r>
+                      <m:rPr>
+                        <m:sty m:val="p"/>
+                      </m:rPr>
+                      <m:t>∣</m:t>
+                    </m:r>
+                    <m:r>
+                      <m:t>A</m:t>
+                    </m:r>
+                    <m:r>
+                      <m:rPr>
+                        <m:sty m:val="p"/>
+                      </m:rPr>
+                      <m:t>=</m:t>
+                    </m:r>
+                    <m:r>
+                      <m:t>a</m:t>
+                    </m:r>
+                    <m:r>
+                      <m:rPr>
+                        <m:sty m:val="p"/>
+                      </m:rPr>
+                      <m:t>,</m:t>
+                    </m:r>
+                    <m:r>
+                      <m:t>L</m:t>
+                    </m:r>
+                    <m:r>
+                      <m:rPr>
+                        <m:sty m:val="p"/>
+                      </m:rPr>
+                      <m:t>=</m:t>
+                    </m:r>
+                    <m:r>
+                      <m:t>ℓ</m:t>
+                    </m:r>
+                  </m:e>
+                </m:d>
                 <m:r>
                   <m:rPr>
                     <m:sty m:val="p"/>
@@ -1161,43 +1165,45 @@
             </m:accPr>
             <m:e>
               <m:r>
+                <m:rPr>
+                  <m:nor/>
+                  <m:sty m:val="p"/>
+                </m:rPr>
                 <m:t>E</m:t>
               </m:r>
             </m:e>
           </m:acc>
-          <m:r>
-            <m:rPr>
-              <m:sty m:val="p"/>
-            </m:rPr>
-            <m:t>[</m:t>
-          </m:r>
-          <m:sSup>
+          <m:d>
+            <m:dPr>
+              <m:begChr m:val="["/>
+              <m:sepChr m:val=""/>
+              <m:endChr m:val="]"/>
+              <m:grow/>
+            </m:dPr>
             <m:e>
-              <m:r>
-                <m:t>Y</m:t>
-              </m:r>
+              <m:sSup>
+                <m:e>
+                  <m:r>
+                    <m:t>Y</m:t>
+                  </m:r>
+                </m:e>
+                <m:sup>
+                  <m:r>
+                    <m:t>a</m:t>
+                  </m:r>
+                  <m:r>
+                    <m:rPr>
+                      <m:sty m:val="p"/>
+                    </m:rPr>
+                    <m:t>=</m:t>
+                  </m:r>
+                  <m:r>
+                    <m:t>1</m:t>
+                  </m:r>
+                </m:sup>
+              </m:sSup>
             </m:e>
-            <m:sup>
-              <m:r>
-                <m:t>a</m:t>
-              </m:r>
-              <m:r>
-                <m:rPr>
-                  <m:sty m:val="p"/>
-                </m:rPr>
-                <m:t>=</m:t>
-              </m:r>
-              <m:r>
-                <m:t>1</m:t>
-              </m:r>
-            </m:sup>
-          </m:sSup>
-          <m:r>
-            <m:rPr>
-              <m:sty m:val="p"/>
-            </m:rPr>
-            <m:t>]</m:t>
-          </m:r>
+          </m:d>
           <m:r>
             <m:rPr>
               <m:sty m:val="p"/>
@@ -1367,43 +1373,45 @@
             </m:accPr>
             <m:e>
               <m:r>
+                <m:rPr>
+                  <m:nor/>
+                  <m:sty m:val="p"/>
+                </m:rPr>
                 <m:t>E</m:t>
               </m:r>
             </m:e>
           </m:acc>
-          <m:r>
-            <m:rPr>
-              <m:sty m:val="p"/>
-            </m:rPr>
-            <m:t>[</m:t>
-          </m:r>
-          <m:sSup>
+          <m:d>
+            <m:dPr>
+              <m:begChr m:val="["/>
+              <m:sepChr m:val=""/>
+              <m:endChr m:val="]"/>
+              <m:grow/>
+            </m:dPr>
             <m:e>
-              <m:r>
-                <m:t>Y</m:t>
-              </m:r>
+              <m:sSup>
+                <m:e>
+                  <m:r>
+                    <m:t>Y</m:t>
+                  </m:r>
+                </m:e>
+                <m:sup>
+                  <m:r>
+                    <m:t>a</m:t>
+                  </m:r>
+                  <m:r>
+                    <m:rPr>
+                      <m:sty m:val="p"/>
+                    </m:rPr>
+                    <m:t>=</m:t>
+                  </m:r>
+                  <m:r>
+                    <m:t>0</m:t>
+                  </m:r>
+                </m:sup>
+              </m:sSup>
             </m:e>
-            <m:sup>
-              <m:r>
-                <m:t>a</m:t>
-              </m:r>
-              <m:r>
-                <m:rPr>
-                  <m:sty m:val="p"/>
-                </m:rPr>
-                <m:t>=</m:t>
-              </m:r>
-              <m:r>
-                <m:t>0</m:t>
-              </m:r>
-            </m:sup>
-          </m:sSup>
-          <m:r>
-            <m:rPr>
-              <m:sty m:val="p"/>
-            </m:rPr>
-            <m:t>]</m:t>
-          </m:r>
+          </m:d>
           <m:r>
             <m:rPr>
               <m:sty m:val="p"/>
@@ -1582,43 +1590,45 @@
           </m:accPr>
           <m:e>
             <m:r>
+              <m:rPr>
+                <m:nor/>
+                <m:sty m:val="p"/>
+              </m:rPr>
               <m:t>E</m:t>
             </m:r>
           </m:e>
         </m:acc>
-        <m:r>
-          <m:rPr>
-            <m:sty m:val="p"/>
-          </m:rPr>
-          <m:t>[</m:t>
-        </m:r>
-        <m:sSup>
+        <m:d>
+          <m:dPr>
+            <m:begChr m:val="["/>
+            <m:sepChr m:val=""/>
+            <m:endChr m:val="]"/>
+            <m:grow/>
+          </m:dPr>
           <m:e>
-            <m:r>
-              <m:t>Y</m:t>
-            </m:r>
+            <m:sSup>
+              <m:e>
+                <m:r>
+                  <m:t>Y</m:t>
+                </m:r>
+              </m:e>
+              <m:sup>
+                <m:r>
+                  <m:t>a</m:t>
+                </m:r>
+                <m:r>
+                  <m:rPr>
+                    <m:sty m:val="p"/>
+                  </m:rPr>
+                  <m:t>=</m:t>
+                </m:r>
+                <m:r>
+                  <m:t>1</m:t>
+                </m:r>
+              </m:sup>
+            </m:sSup>
           </m:e>
-          <m:sup>
-            <m:r>
-              <m:t>a</m:t>
-            </m:r>
-            <m:r>
-              <m:rPr>
-                <m:sty m:val="p"/>
-              </m:rPr>
-              <m:t>=</m:t>
-            </m:r>
-            <m:r>
-              <m:t>1</m:t>
-            </m:r>
-          </m:sup>
-        </m:sSup>
-        <m:r>
-          <m:rPr>
-            <m:sty m:val="p"/>
-          </m:rPr>
-          <m:t>]</m:t>
-        </m:r>
+        </m:d>
         <m:r>
           <m:rPr>
             <m:sty m:val="p"/>
@@ -1631,43 +1641,45 @@
           </m:accPr>
           <m:e>
             <m:r>
+              <m:rPr>
+                <m:nor/>
+                <m:sty m:val="p"/>
+              </m:rPr>
               <m:t>E</m:t>
             </m:r>
           </m:e>
         </m:acc>
-        <m:r>
-          <m:rPr>
-            <m:sty m:val="p"/>
-          </m:rPr>
-          <m:t>[</m:t>
-        </m:r>
-        <m:sSup>
+        <m:d>
+          <m:dPr>
+            <m:begChr m:val="["/>
+            <m:sepChr m:val=""/>
+            <m:endChr m:val="]"/>
+            <m:grow/>
+          </m:dPr>
           <m:e>
-            <m:r>
-              <m:t>Y</m:t>
-            </m:r>
+            <m:sSup>
+              <m:e>
+                <m:r>
+                  <m:t>Y</m:t>
+                </m:r>
+              </m:e>
+              <m:sup>
+                <m:r>
+                  <m:t>a</m:t>
+                </m:r>
+                <m:r>
+                  <m:rPr>
+                    <m:sty m:val="p"/>
+                  </m:rPr>
+                  <m:t>=</m:t>
+                </m:r>
+                <m:r>
+                  <m:t>0</m:t>
+                </m:r>
+              </m:sup>
+            </m:sSup>
           </m:e>
-          <m:sup>
-            <m:r>
-              <m:t>a</m:t>
-            </m:r>
-            <m:r>
-              <m:rPr>
-                <m:sty m:val="p"/>
-              </m:rPr>
-              <m:t>=</m:t>
-            </m:r>
-            <m:r>
-              <m:t>0</m:t>
-            </m:r>
-          </m:sup>
-        </m:sSup>
-        <m:r>
-          <m:rPr>
-            <m:sty m:val="p"/>
-          </m:rPr>
-          <m:t>]</m:t>
-        </m:r>
+        </m:d>
       </m:oMath>
     </w:p>
     <w:p>
@@ -2187,43 +2199,45 @@
                 </m:accPr>
                 <m:e>
                   <m:r>
+                    <m:rPr>
+                      <m:nor/>
+                      <m:sty m:val="p"/>
+                    </m:rPr>
                     <m:t>E</m:t>
                   </m:r>
                 </m:e>
               </m:acc>
-              <m:r>
-                <m:rPr>
-                  <m:sty m:val="p"/>
-                </m:rPr>
-                <m:t>[</m:t>
-              </m:r>
-              <m:r>
-                <m:t>Y</m:t>
-              </m:r>
-              <m:r>
-                <m:rPr>
-                  <m:sty m:val="p"/>
-                </m:rPr>
-                <m:t>∣</m:t>
-              </m:r>
-              <m:r>
-                <m:t>A</m:t>
-              </m:r>
-              <m:r>
-                <m:rPr>
-                  <m:sty m:val="p"/>
-                </m:rPr>
-                <m:t>,</m:t>
-              </m:r>
-              <m:r>
-                <m:t>L</m:t>
-              </m:r>
-              <m:r>
-                <m:rPr>
-                  <m:sty m:val="p"/>
-                </m:rPr>
-                <m:t>]</m:t>
-              </m:r>
+              <m:d>
+                <m:dPr>
+                  <m:begChr m:val="["/>
+                  <m:sepChr m:val=""/>
+                  <m:endChr m:val="]"/>
+                  <m:grow/>
+                </m:dPr>
+                <m:e>
+                  <m:r>
+                    <m:t>Y</m:t>
+                  </m:r>
+                  <m:r>
+                    <m:rPr>
+                      <m:sty m:val="p"/>
+                    </m:rPr>
+                    <m:t>∣</m:t>
+                  </m:r>
+                  <m:r>
+                    <m:t>A</m:t>
+                  </m:r>
+                  <m:r>
+                    <m:rPr>
+                      <m:sty m:val="p"/>
+                    </m:rPr>
+                    <m:t>,</m:t>
+                  </m:r>
+                  <m:r>
+                    <m:t>L</m:t>
+                  </m:r>
+                </m:e>
+              </m:d>
             </m:oMath>
             <w:r>
               <w:t xml:space="preserve">, the</w:t>
@@ -2260,34 +2274,36 @@
                   </m:accPr>
                   <m:e>
                     <m:r>
+                      <m:rPr>
+                        <m:nor/>
+                        <m:sty m:val="p"/>
+                      </m:rPr>
                       <m:t>E</m:t>
                     </m:r>
                   </m:e>
                 </m:acc>
-                <m:r>
-                  <m:rPr>
-                    <m:sty m:val="p"/>
-                  </m:rPr>
-                  <m:t>[</m:t>
-                </m:r>
-                <m:sSup>
+                <m:d>
+                  <m:dPr>
+                    <m:begChr m:val="["/>
+                    <m:sepChr m:val=""/>
+                    <m:endChr m:val="]"/>
+                    <m:grow/>
+                  </m:dPr>
                   <m:e>
-                    <m:r>
-                      <m:t>Y</m:t>
-                    </m:r>
+                    <m:sSup>
+                      <m:e>
+                        <m:r>
+                          <m:t>Y</m:t>
+                        </m:r>
+                      </m:e>
+                      <m:sup>
+                        <m:r>
+                          <m:t>a</m:t>
+                        </m:r>
+                      </m:sup>
+                    </m:sSup>
                   </m:e>
-                  <m:sup>
-                    <m:r>
-                      <m:t>a</m:t>
-                    </m:r>
-                  </m:sup>
-                </m:sSup>
-                <m:r>
-                  <m:rPr>
-                    <m:sty m:val="p"/>
-                  </m:rPr>
-                  <m:t>]</m:t>
-                </m:r>
+                </m:d>
                 <m:r>
                   <m:rPr>
                     <m:sty m:val="p"/>
@@ -2342,72 +2358,74 @@
                       </m:accPr>
                       <m:e>
                         <m:r>
+                          <m:rPr>
+                            <m:nor/>
+                            <m:sty m:val="p"/>
+                          </m:rPr>
                           <m:t>E</m:t>
                         </m:r>
                       </m:e>
                     </m:acc>
                   </m:e>
                 </m:nary>
-                <m:r>
-                  <m:rPr>
-                    <m:sty m:val="p"/>
-                  </m:rPr>
-                  <m:t>[</m:t>
-                </m:r>
-                <m:r>
-                  <m:t>Y</m:t>
-                </m:r>
-                <m:r>
-                  <m:rPr>
-                    <m:sty m:val="p"/>
-                  </m:rPr>
-                  <m:t>∣</m:t>
-                </m:r>
-                <m:r>
-                  <m:t>A</m:t>
-                </m:r>
-                <m:r>
-                  <m:rPr>
-                    <m:sty m:val="p"/>
-                  </m:rPr>
-                  <m:t>=</m:t>
-                </m:r>
-                <m:r>
-                  <m:t>a</m:t>
-                </m:r>
-                <m:r>
-                  <m:rPr>
-                    <m:sty m:val="p"/>
-                  </m:rPr>
-                  <m:t>,</m:t>
-                </m:r>
-                <m:r>
-                  <m:t>L</m:t>
-                </m:r>
-                <m:r>
-                  <m:rPr>
-                    <m:sty m:val="p"/>
-                  </m:rPr>
-                  <m:t>=</m:t>
-                </m:r>
-                <m:sSub>
+                <m:d>
+                  <m:dPr>
+                    <m:begChr m:val="["/>
+                    <m:sepChr m:val=""/>
+                    <m:endChr m:val="]"/>
+                    <m:grow/>
+                  </m:dPr>
                   <m:e>
+                    <m:r>
+                      <m:t>Y</m:t>
+                    </m:r>
+                    <m:r>
+                      <m:rPr>
+                        <m:sty m:val="p"/>
+                      </m:rPr>
+                      <m:t>∣</m:t>
+                    </m:r>
+                    <m:r>
+                      <m:t>A</m:t>
+                    </m:r>
+                    <m:r>
+                      <m:rPr>
+                        <m:sty m:val="p"/>
+                      </m:rPr>
+                      <m:t>=</m:t>
+                    </m:r>
+                    <m:r>
+                      <m:t>a</m:t>
+                    </m:r>
+                    <m:r>
+                      <m:rPr>
+                        <m:sty m:val="p"/>
+                      </m:rPr>
+                      <m:t>,</m:t>
+                    </m:r>
                     <m:r>
                       <m:t>L</m:t>
                     </m:r>
+                    <m:r>
+                      <m:rPr>
+                        <m:sty m:val="p"/>
+                      </m:rPr>
+                      <m:t>=</m:t>
+                    </m:r>
+                    <m:sSub>
+                      <m:e>
+                        <m:r>
+                          <m:t>L</m:t>
+                        </m:r>
+                      </m:e>
+                      <m:sub>
+                        <m:r>
+                          <m:t>i</m:t>
+                        </m:r>
+                      </m:sub>
+                    </m:sSub>
                   </m:e>
-                  <m:sub>
-                    <m:r>
-                      <m:t>i</m:t>
-                    </m:r>
-                  </m:sub>
-                </m:sSub>
-                <m:r>
-                  <m:rPr>
-                    <m:sty m:val="p"/>
-                  </m:rPr>
-                  <m:t>]</m:t>
-                </m:r>
+                </m:d>
               </m:oMath>
             </m:oMathPara>
           </w:p>
@@ -2447,43 +2465,45 @@
                 </m:accPr>
                 <m:e>
                   <m:r>
+                    <m:rPr>
+                      <m:nor/>
+                      <m:sty m:val="p"/>
+                    </m:rPr>
                     <m:t>E</m:t>
                   </m:r>
                 </m:e>
               </m:acc>
-              <m:r>
-                <m:rPr>
-                  <m:sty m:val="p"/>
-                </m:rPr>
-                <m:t>[</m:t>
-              </m:r>
-              <m:r>
-                <m:t>Y</m:t>
-              </m:r>
-              <m:r>
-                <m:rPr>
-                  <m:sty m:val="p"/>
-                </m:rPr>
-                <m:t>∣</m:t>
-              </m:r>
-              <m:r>
-                <m:t>A</m:t>
-              </m:r>
-              <m:r>
-                <m:rPr>
-                  <m:sty m:val="p"/>
-                </m:rPr>
-                <m:t>,</m:t>
-              </m:r>
-              <m:r>
-                <m:t>L</m:t>
-              </m:r>
-              <m:r>
-                <m:rPr>
-                  <m:sty m:val="p"/>
-                </m:rPr>
-                <m:t>]</m:t>
-              </m:r>
+              <m:d>
+                <m:dPr>
+                  <m:begChr m:val="["/>
+                  <m:sepChr m:val=""/>
+                  <m:endChr m:val="]"/>
+                  <m:grow/>
+                </m:dPr>
+                <m:e>
+                  <m:r>
+                    <m:t>Y</m:t>
+                  </m:r>
+                  <m:r>
+                    <m:rPr>
+                      <m:sty m:val="p"/>
+                    </m:rPr>
+                    <m:t>∣</m:t>
+                  </m:r>
+                  <m:r>
+                    <m:t>A</m:t>
+                  </m:r>
+                  <m:r>
+                    <m:rPr>
+                      <m:sty m:val="p"/>
+                    </m:rPr>
+                    <m:t>,</m:t>
+                  </m:r>
+                  <m:r>
+                    <m:t>L</m:t>
+                  </m:r>
+                </m:e>
+              </m:d>
             </m:oMath>
             <w:r>
               <w:t xml:space="preserve"> </w:t>
@@ -2554,70 +2574,72 @@
                 </m:accPr>
                 <m:e>
                   <m:r>
+                    <m:rPr>
+                      <m:nor/>
+                      <m:sty m:val="p"/>
+                    </m:rPr>
                     <m:t>E</m:t>
                   </m:r>
                 </m:e>
               </m:acc>
-              <m:r>
-                <m:rPr>
-                  <m:sty m:val="p"/>
-                </m:rPr>
-                <m:t>[</m:t>
-              </m:r>
-              <m:r>
-                <m:t>Y</m:t>
-              </m:r>
-              <m:r>
-                <m:rPr>
-                  <m:sty m:val="p"/>
-                </m:rPr>
-                <m:t>∣</m:t>
-              </m:r>
-              <m:r>
-                <m:t>A</m:t>
-              </m:r>
-              <m:r>
-                <m:rPr>
-                  <m:sty m:val="p"/>
-                </m:rPr>
-                <m:t>=</m:t>
-              </m:r>
-              <m:r>
-                <m:t>a</m:t>
-              </m:r>
-              <m:r>
-                <m:rPr>
-                  <m:sty m:val="p"/>
-                </m:rPr>
-                <m:t>,</m:t>
-              </m:r>
-              <m:r>
-                <m:t>L</m:t>
-              </m:r>
-              <m:r>
-                <m:rPr>
-                  <m:sty m:val="p"/>
-                </m:rPr>
-                <m:t>=</m:t>
-              </m:r>
-              <m:sSub>
+              <m:d>
+                <m:dPr>
+                  <m:begChr m:val="["/>
+                  <m:sepChr m:val=""/>
+                  <m:endChr m:val="]"/>
+                  <m:grow/>
+                </m:dPr>
                 <m:e>
+                  <m:r>
+                    <m:t>Y</m:t>
+                  </m:r>
+                  <m:r>
+                    <m:rPr>
+                      <m:sty m:val="p"/>
+                    </m:rPr>
+                    <m:t>∣</m:t>
+                  </m:r>
+                  <m:r>
+                    <m:t>A</m:t>
+                  </m:r>
+                  <m:r>
+                    <m:rPr>
+                      <m:sty m:val="p"/>
+                    </m:rPr>
+                    <m:t>=</m:t>
+                  </m:r>
+                  <m:r>
+                    <m:t>a</m:t>
+                  </m:r>
+                  <m:r>
+                    <m:rPr>
+                      <m:sty m:val="p"/>
+                    </m:rPr>
+                    <m:t>,</m:t>
+                  </m:r>
                   <m:r>
                     <m:t>L</m:t>
                   </m:r>
+                  <m:r>
+                    <m:rPr>
+                      <m:sty m:val="p"/>
+                    </m:rPr>
+                    <m:t>=</m:t>
+                  </m:r>
+                  <m:sSub>
+                    <m:e>
+                      <m:r>
+                        <m:t>L</m:t>
+                      </m:r>
+                    </m:e>
+                    <m:sub>
+                      <m:r>
+                        <m:t>i</m:t>
+                      </m:r>
+                    </m:sub>
+                  </m:sSub>
                 </m:e>
-                <m:sub>
-                  <m:r>
-                    <m:t>i</m:t>
-                  </m:r>
-                </m:sub>
-              </m:sSub>
-              <m:r>
-                <m:rPr>
-                  <m:sty m:val="p"/>
-                </m:rPr>
-                <m:t>]</m:t>
-              </m:r>
+              </m:d>
             </m:oMath>
           </w:p>
           <w:p>
@@ -2641,34 +2663,36 @@
                 </m:accPr>
                 <m:e>
                   <m:r>
+                    <m:rPr>
+                      <m:nor/>
+                      <m:sty m:val="p"/>
+                    </m:rPr>
                     <m:t>E</m:t>
                   </m:r>
                 </m:e>
               </m:acc>
-              <m:r>
-                <m:rPr>
-                  <m:sty m:val="p"/>
-                </m:rPr>
-                <m:t>[</m:t>
-              </m:r>
-              <m:sSup>
+              <m:d>
+                <m:dPr>
+                  <m:begChr m:val="["/>
+                  <m:sepChr m:val=""/>
+                  <m:endChr m:val="]"/>
+                  <m:grow/>
+                </m:dPr>
                 <m:e>
-                  <m:r>
-                    <m:t>Y</m:t>
-                  </m:r>
+                  <m:sSup>
+                    <m:e>
+                      <m:r>
+                        <m:t>Y</m:t>
+                      </m:r>
+                    </m:e>
+                    <m:sup>
+                      <m:r>
+                        <m:t>a</m:t>
+                      </m:r>
+                    </m:sup>
+                  </m:sSup>
                 </m:e>
-                <m:sup>
-                  <m:r>
-                    <m:t>a</m:t>
-                  </m:r>
-                </m:sup>
-              </m:sSup>
-              <m:r>
-                <m:rPr>
-                  <m:sty m:val="p"/>
-                </m:rPr>
-                <m:t>]</m:t>
-              </m:r>
+              </m:d>
               <m:r>
                 <m:rPr>
                   <m:sty m:val="p"/>
@@ -3310,43 +3334,45 @@
           </m:accPr>
           <m:e>
             <m:r>
+              <m:rPr>
+                <m:nor/>
+                <m:sty m:val="p"/>
+              </m:rPr>
               <m:t>E</m:t>
             </m:r>
           </m:e>
         </m:acc>
-        <m:r>
-          <m:rPr>
-            <m:sty m:val="p"/>
-          </m:rPr>
-          <m:t>[</m:t>
-        </m:r>
-        <m:sSup>
+        <m:d>
+          <m:dPr>
+            <m:begChr m:val="["/>
+            <m:sepChr m:val=""/>
+            <m:endChr m:val="]"/>
+            <m:grow/>
+          </m:dPr>
           <m:e>
-            <m:r>
-              <m:t>Y</m:t>
-            </m:r>
+            <m:sSup>
+              <m:e>
+                <m:r>
+                  <m:t>Y</m:t>
+                </m:r>
+              </m:e>
+              <m:sup>
+                <m:r>
+                  <m:t>a</m:t>
+                </m:r>
+                <m:r>
+                  <m:rPr>
+                    <m:sty m:val="p"/>
+                  </m:rPr>
+                  <m:t>=</m:t>
+                </m:r>
+                <m:r>
+                  <m:t>1</m:t>
+                </m:r>
+              </m:sup>
+            </m:sSup>
           </m:e>
-          <m:sup>
-            <m:r>
-              <m:t>a</m:t>
-            </m:r>
-            <m:r>
-              <m:rPr>
-                <m:sty m:val="p"/>
-              </m:rPr>
-              <m:t>=</m:t>
-            </m:r>
-            <m:r>
-              <m:t>1</m:t>
-            </m:r>
-          </m:sup>
-        </m:sSup>
-        <m:r>
-          <m:rPr>
-            <m:sty m:val="p"/>
-          </m:rPr>
-          <m:t>]</m:t>
-        </m:r>
+        </m:d>
         <m:r>
           <m:rPr>
             <m:sty m:val="p"/>
@@ -3402,43 +3428,45 @@
           </m:accPr>
           <m:e>
             <m:r>
+              <m:rPr>
+                <m:nor/>
+                <m:sty m:val="p"/>
+              </m:rPr>
               <m:t>E</m:t>
             </m:r>
           </m:e>
         </m:acc>
-        <m:r>
-          <m:rPr>
-            <m:sty m:val="p"/>
-          </m:rPr>
-          <m:t>[</m:t>
-        </m:r>
-        <m:sSup>
+        <m:d>
+          <m:dPr>
+            <m:begChr m:val="["/>
+            <m:sepChr m:val=""/>
+            <m:endChr m:val="]"/>
+            <m:grow/>
+          </m:dPr>
           <m:e>
-            <m:r>
-              <m:t>Y</m:t>
-            </m:r>
+            <m:sSup>
+              <m:e>
+                <m:r>
+                  <m:t>Y</m:t>
+                </m:r>
+              </m:e>
+              <m:sup>
+                <m:r>
+                  <m:t>a</m:t>
+                </m:r>
+                <m:r>
+                  <m:rPr>
+                    <m:sty m:val="p"/>
+                  </m:rPr>
+                  <m:t>=</m:t>
+                </m:r>
+                <m:r>
+                  <m:t>0</m:t>
+                </m:r>
+              </m:sup>
+            </m:sSup>
           </m:e>
-          <m:sup>
-            <m:r>
-              <m:t>a</m:t>
-            </m:r>
-            <m:r>
-              <m:rPr>
-                <m:sty m:val="p"/>
-              </m:rPr>
-              <m:t>=</m:t>
-            </m:r>
-            <m:r>
-              <m:t>0</m:t>
-            </m:r>
-          </m:sup>
-        </m:sSup>
-        <m:r>
-          <m:rPr>
-            <m:sty m:val="p"/>
-          </m:rPr>
-          <m:t>]</m:t>
-        </m:r>
+        </m:d>
         <m:r>
           <m:rPr>
             <m:sty m:val="p"/>
@@ -3503,43 +3531,45 @@
           </m:accPr>
           <m:e>
             <m:r>
+              <m:rPr>
+                <m:nor/>
+                <m:sty m:val="p"/>
+              </m:rPr>
               <m:t>E</m:t>
             </m:r>
           </m:e>
         </m:acc>
-        <m:r>
-          <m:rPr>
-            <m:sty m:val="p"/>
-          </m:rPr>
-          <m:t>[</m:t>
-        </m:r>
-        <m:sSup>
+        <m:d>
+          <m:dPr>
+            <m:begChr m:val="["/>
+            <m:sepChr m:val=""/>
+            <m:endChr m:val="]"/>
+            <m:grow/>
+          </m:dPr>
           <m:e>
-            <m:r>
-              <m:t>Y</m:t>
-            </m:r>
+            <m:sSup>
+              <m:e>
+                <m:r>
+                  <m:t>Y</m:t>
+                </m:r>
+              </m:e>
+              <m:sup>
+                <m:r>
+                  <m:t>a</m:t>
+                </m:r>
+                <m:r>
+                  <m:rPr>
+                    <m:sty m:val="p"/>
+                  </m:rPr>
+                  <m:t>=</m:t>
+                </m:r>
+                <m:r>
+                  <m:t>1</m:t>
+                </m:r>
+              </m:sup>
+            </m:sSup>
           </m:e>
-          <m:sup>
-            <m:r>
-              <m:t>a</m:t>
-            </m:r>
-            <m:r>
-              <m:rPr>
-                <m:sty m:val="p"/>
-              </m:rPr>
-              <m:t>=</m:t>
-            </m:r>
-            <m:r>
-              <m:t>1</m:t>
-            </m:r>
-          </m:sup>
-        </m:sSup>
-        <m:r>
-          <m:rPr>
-            <m:sty m:val="p"/>
-          </m:rPr>
-          <m:t>]</m:t>
-        </m:r>
+        </m:d>
         <m:r>
           <m:rPr>
             <m:sty m:val="p"/>
@@ -3552,43 +3582,45 @@
           </m:accPr>
           <m:e>
             <m:r>
+              <m:rPr>
+                <m:nor/>
+                <m:sty m:val="p"/>
+              </m:rPr>
               <m:t>E</m:t>
             </m:r>
           </m:e>
         </m:acc>
-        <m:r>
-          <m:rPr>
-            <m:sty m:val="p"/>
-          </m:rPr>
-          <m:t>[</m:t>
-        </m:r>
-        <m:sSup>
+        <m:d>
+          <m:dPr>
+            <m:begChr m:val="["/>
+            <m:sepChr m:val=""/>
+            <m:endChr m:val="]"/>
+            <m:grow/>
+          </m:dPr>
           <m:e>
-            <m:r>
-              <m:t>Y</m:t>
-            </m:r>
+            <m:sSup>
+              <m:e>
+                <m:r>
+                  <m:t>Y</m:t>
+                </m:r>
+              </m:e>
+              <m:sup>
+                <m:r>
+                  <m:t>a</m:t>
+                </m:r>
+                <m:r>
+                  <m:rPr>
+                    <m:sty m:val="p"/>
+                  </m:rPr>
+                  <m:t>=</m:t>
+                </m:r>
+                <m:r>
+                  <m:t>0</m:t>
+                </m:r>
+              </m:sup>
+            </m:sSup>
           </m:e>
-          <m:sup>
-            <m:r>
-              <m:t>a</m:t>
-            </m:r>
-            <m:r>
-              <m:rPr>
-                <m:sty m:val="p"/>
-              </m:rPr>
-              <m:t>=</m:t>
-            </m:r>
-            <m:r>
-              <m:t>0</m:t>
-            </m:r>
-          </m:sup>
-        </m:sSup>
-        <m:r>
-          <m:rPr>
-            <m:sty m:val="p"/>
-          </m:rPr>
-          <m:t>]</m:t>
-        </m:r>
+        </m:d>
       </m:oMath>
     </w:p>
     <w:p>
@@ -4898,52 +4930,54 @@
             </m:accPr>
             <m:e>
               <m:r>
+                <m:rPr>
+                  <m:nor/>
+                  <m:sty m:val="p"/>
+                </m:rPr>
                 <m:t>E</m:t>
               </m:r>
             </m:e>
           </m:acc>
-          <m:r>
-            <m:rPr>
-              <m:sty m:val="p"/>
-            </m:rPr>
-            <m:t>[</m:t>
-          </m:r>
-          <m:sSup>
+          <m:d>
+            <m:dPr>
+              <m:begChr m:val="["/>
+              <m:sepChr m:val=""/>
+              <m:endChr m:val="]"/>
+              <m:grow/>
+            </m:dPr>
             <m:e>
-              <m:r>
-                <m:t>Y</m:t>
+              <m:sSup>
+                <m:e>
+                  <m:r>
+                    <m:t>Y</m:t>
+                  </m:r>
+                </m:e>
+                <m:sup>
+                  <m:r>
+                    <m:t>a</m:t>
+                  </m:r>
+                </m:sup>
+              </m:sSup>
+              <m:r>
+                <m:rPr>
+                  <m:sty m:val="p"/>
+                </m:rPr>
+                <m:t>∣</m:t>
+              </m:r>
+              <m:r>
+                <m:t>A</m:t>
+              </m:r>
+              <m:r>
+                <m:rPr>
+                  <m:sty m:val="p"/>
+                </m:rPr>
+                <m:t>=</m:t>
+              </m:r>
+              <m:r>
+                <m:t>1</m:t>
               </m:r>
             </m:e>
-            <m:sup>
-              <m:r>
-                <m:t>a</m:t>
-              </m:r>
-            </m:sup>
-          </m:sSup>
-          <m:r>
-            <m:rPr>
-              <m:sty m:val="p"/>
-            </m:rPr>
-            <m:t>∣</m:t>
-          </m:r>
-          <m:r>
-            <m:t>A</m:t>
-          </m:r>
-          <m:r>
-            <m:rPr>
-              <m:sty m:val="p"/>
-            </m:rPr>
-            <m:t>=</m:t>
-          </m:r>
-          <m:r>
-            <m:t>1</m:t>
-          </m:r>
-          <m:r>
-            <m:rPr>
-              <m:sty m:val="p"/>
-            </m:rPr>
-            <m:t>]</m:t>
-          </m:r>
+          </m:d>
           <m:r>
             <m:rPr>
               <m:sty m:val="p"/>
@@ -5025,72 +5059,74 @@
                 </m:accPr>
                 <m:e>
                   <m:r>
+                    <m:rPr>
+                      <m:nor/>
+                      <m:sty m:val="p"/>
+                    </m:rPr>
                     <m:t>E</m:t>
                   </m:r>
                 </m:e>
               </m:acc>
             </m:e>
           </m:nary>
-          <m:r>
-            <m:rPr>
-              <m:sty m:val="p"/>
-            </m:rPr>
-            <m:t>[</m:t>
-          </m:r>
-          <m:r>
-            <m:t>Y</m:t>
-          </m:r>
-          <m:r>
-            <m:rPr>
-              <m:sty m:val="p"/>
-            </m:rPr>
-            <m:t>∣</m:t>
-          </m:r>
-          <m:r>
-            <m:t>A</m:t>
-          </m:r>
-          <m:r>
-            <m:rPr>
-              <m:sty m:val="p"/>
-            </m:rPr>
-            <m:t>=</m:t>
-          </m:r>
-          <m:r>
-            <m:t>a</m:t>
-          </m:r>
-          <m:r>
-            <m:rPr>
-              <m:sty m:val="p"/>
-            </m:rPr>
-            <m:t>,</m:t>
-          </m:r>
-          <m:r>
-            <m:t>L</m:t>
-          </m:r>
-          <m:r>
-            <m:rPr>
-              <m:sty m:val="p"/>
-            </m:rPr>
-            <m:t>=</m:t>
-          </m:r>
-          <m:sSub>
+          <m:d>
+            <m:dPr>
+              <m:begChr m:val="["/>
+              <m:sepChr m:val=""/>
+              <m:endChr m:val="]"/>
+              <m:grow/>
+            </m:dPr>
             <m:e>
               <m:r>
+                <m:t>Y</m:t>
+              </m:r>
+              <m:r>
+                <m:rPr>
+                  <m:sty m:val="p"/>
+                </m:rPr>
+                <m:t>∣</m:t>
+              </m:r>
+              <m:r>
+                <m:t>A</m:t>
+              </m:r>
+              <m:r>
+                <m:rPr>
+                  <m:sty m:val="p"/>
+                </m:rPr>
+                <m:t>=</m:t>
+              </m:r>
+              <m:r>
+                <m:t>a</m:t>
+              </m:r>
+              <m:r>
+                <m:rPr>
+                  <m:sty m:val="p"/>
+                </m:rPr>
+                <m:t>,</m:t>
+              </m:r>
+              <m:r>
                 <m:t>L</m:t>
               </m:r>
+              <m:r>
+                <m:rPr>
+                  <m:sty m:val="p"/>
+                </m:rPr>
+                <m:t>=</m:t>
+              </m:r>
+              <m:sSub>
+                <m:e>
+                  <m:r>
+                    <m:t>L</m:t>
+                  </m:r>
+                </m:e>
+                <m:sub>
+                  <m:r>
+                    <m:t>i</m:t>
+                  </m:r>
+                </m:sub>
+              </m:sSub>
             </m:e>
-            <m:sub>
-              <m:r>
-                <m:t>i</m:t>
-              </m:r>
-            </m:sub>
-          </m:sSub>
-          <m:r>
-            <m:rPr>
-              <m:sty m:val="p"/>
-            </m:rPr>
-            <m:t>]</m:t>
-          </m:r>
+          </m:d>
         </m:oMath>
       </m:oMathPara>
     </w:p>
@@ -6987,43 +7023,45 @@
           </m:accPr>
           <m:e>
             <m:r>
+              <m:rPr>
+                <m:nor/>
+                <m:sty m:val="p"/>
+              </m:rPr>
               <m:t>E</m:t>
             </m:r>
           </m:e>
         </m:acc>
-        <m:r>
-          <m:rPr>
-            <m:sty m:val="p"/>
-          </m:rPr>
-          <m:t>[</m:t>
-        </m:r>
-        <m:r>
-          <m:t>Y</m:t>
-        </m:r>
-        <m:r>
-          <m:rPr>
-            <m:sty m:val="p"/>
-          </m:rPr>
-          <m:t>∣</m:t>
-        </m:r>
-        <m:r>
-          <m:t>A</m:t>
-        </m:r>
-        <m:r>
-          <m:rPr>
-            <m:sty m:val="p"/>
-          </m:rPr>
-          <m:t>,</m:t>
-        </m:r>
-        <m:r>
-          <m:t>L</m:t>
-        </m:r>
-        <m:r>
-          <m:rPr>
-            <m:sty m:val="p"/>
-          </m:rPr>
-          <m:t>]</m:t>
-        </m:r>
+        <m:d>
+          <m:dPr>
+            <m:begChr m:val="["/>
+            <m:sepChr m:val=""/>
+            <m:endChr m:val="]"/>
+            <m:grow/>
+          </m:dPr>
+          <m:e>
+            <m:r>
+              <m:t>Y</m:t>
+            </m:r>
+            <m:r>
+              <m:rPr>
+                <m:sty m:val="p"/>
+              </m:rPr>
+              <m:t>∣</m:t>
+            </m:r>
+            <m:r>
+              <m:t>A</m:t>
+            </m:r>
+            <m:r>
+              <m:rPr>
+                <m:sty m:val="p"/>
+              </m:rPr>
+              <m:t>,</m:t>
+            </m:r>
+            <m:r>
+              <m:t>L</m:t>
+            </m:r>
+          </m:e>
+        </m:d>
       </m:oMath>
       <w:r>
         <w:t xml:space="preserve"> </w:t>
@@ -7094,70 +7132,72 @@
           </m:accPr>
           <m:e>
             <m:r>
+              <m:rPr>
+                <m:nor/>
+                <m:sty m:val="p"/>
+              </m:rPr>
               <m:t>E</m:t>
             </m:r>
           </m:e>
         </m:acc>
-        <m:r>
-          <m:rPr>
-            <m:sty m:val="p"/>
-          </m:rPr>
-          <m:t>[</m:t>
-        </m:r>
-        <m:r>
-          <m:t>Y</m:t>
-        </m:r>
-        <m:r>
-          <m:rPr>
-            <m:sty m:val="p"/>
-          </m:rPr>
-          <m:t>∣</m:t>
-        </m:r>
-        <m:r>
-          <m:t>A</m:t>
-        </m:r>
-        <m:r>
-          <m:rPr>
-            <m:sty m:val="p"/>
-          </m:rPr>
-          <m:t>=</m:t>
-        </m:r>
-        <m:r>
-          <m:t>a</m:t>
-        </m:r>
-        <m:r>
-          <m:rPr>
-            <m:sty m:val="p"/>
-          </m:rPr>
-          <m:t>,</m:t>
-        </m:r>
-        <m:r>
-          <m:t>L</m:t>
-        </m:r>
-        <m:r>
-          <m:rPr>
-            <m:sty m:val="p"/>
-          </m:rPr>
-          <m:t>=</m:t>
-        </m:r>
-        <m:sSub>
+        <m:d>
+          <m:dPr>
+            <m:begChr m:val="["/>
+            <m:sepChr m:val=""/>
+            <m:endChr m:val="]"/>
+            <m:grow/>
+          </m:dPr>
           <m:e>
             <m:r>
+              <m:t>Y</m:t>
+            </m:r>
+            <m:r>
+              <m:rPr>
+                <m:sty m:val="p"/>
+              </m:rPr>
+              <m:t>∣</m:t>
+            </m:r>
+            <m:r>
+              <m:t>A</m:t>
+            </m:r>
+            <m:r>
+              <m:rPr>
+                <m:sty m:val="p"/>
+              </m:rPr>
+              <m:t>=</m:t>
+            </m:r>
+            <m:r>
+              <m:t>a</m:t>
+            </m:r>
+            <m:r>
+              <m:rPr>
+                <m:sty m:val="p"/>
+              </m:rPr>
+              <m:t>,</m:t>
+            </m:r>
+            <m:r>
               <m:t>L</m:t>
             </m:r>
+            <m:r>
+              <m:rPr>
+                <m:sty m:val="p"/>
+              </m:rPr>
+              <m:t>=</m:t>
+            </m:r>
+            <m:sSub>
+              <m:e>
+                <m:r>
+                  <m:t>L</m:t>
+                </m:r>
+              </m:e>
+              <m:sub>
+                <m:r>
+                  <m:t>i</m:t>
+                </m:r>
+              </m:sub>
+            </m:sSub>
           </m:e>
-          <m:sub>
-            <m:r>
-              <m:t>i</m:t>
-            </m:r>
-          </m:sub>
-        </m:sSub>
-        <m:r>
-          <m:rPr>
-            <m:sty m:val="p"/>
-          </m:rPr>
-          <m:t>]</m:t>
-        </m:r>
+        </m:d>
       </m:oMath>
       <w:r>
         <w:t xml:space="preserve"> </w:t>
@@ -7195,34 +7235,36 @@
           </m:accPr>
           <m:e>
             <m:r>
+              <m:rPr>
+                <m:nor/>
+                <m:sty m:val="p"/>
+              </m:rPr>
               <m:t>E</m:t>
             </m:r>
           </m:e>
         </m:acc>
-        <m:r>
-          <m:rPr>
-            <m:sty m:val="p"/>
-          </m:rPr>
-          <m:t>[</m:t>
-        </m:r>
-        <m:sSup>
+        <m:d>
+          <m:dPr>
+            <m:begChr m:val="["/>
+            <m:sepChr m:val=""/>
+            <m:endChr m:val="]"/>
+            <m:grow/>
+          </m:dPr>
           <m:e>
-            <m:r>
-              <m:t>Y</m:t>
-            </m:r>
+            <m:sSup>
+              <m:e>
+                <m:r>
+                  <m:t>Y</m:t>
+                </m:r>
+              </m:e>
+              <m:sup>
+                <m:r>
+                  <m:t>a</m:t>
+                </m:r>
+              </m:sup>
+            </m:sSup>
           </m:e>
-          <m:sup>
-            <m:r>
-              <m:t>a</m:t>
-            </m:r>
-          </m:sup>
-        </m:sSup>
-        <m:r>
-          <m:rPr>
-            <m:sty m:val="p"/>
-          </m:rPr>
-          <m:t>]</m:t>
-        </m:r>
+        </m:d>
         <m:r>
           <m:rPr>
             <m:sty m:val="p"/>
@@ -7502,34 +7544,36 @@
           </m:accPr>
           <m:e>
             <m:r>
+              <m:rPr>
+                <m:nor/>
+                <m:sty m:val="p"/>
+              </m:rPr>
               <m:t>E</m:t>
             </m:r>
           </m:e>
         </m:acc>
-        <m:r>
-          <m:rPr>
-            <m:sty m:val="p"/>
-          </m:rPr>
-          <m:t>[</m:t>
-        </m:r>
-        <m:sSup>
+        <m:d>
+          <m:dPr>
+            <m:begChr m:val="["/>
+            <m:sepChr m:val=""/>
+            <m:endChr m:val="]"/>
+            <m:grow/>
+          </m:dPr>
           <m:e>
-            <m:r>
-              <m:t>Y</m:t>
-            </m:r>
+            <m:sSup>
+              <m:e>
+                <m:r>
+                  <m:t>Y</m:t>
+                </m:r>
+              </m:e>
+              <m:sup>
+                <m:r>
+                  <m:t>a</m:t>
+                </m:r>
+              </m:sup>
+            </m:sSup>
           </m:e>
-          <m:sup>
-            <m:r>
-              <m:t>a</m:t>
-            </m:r>
-          </m:sup>
-        </m:sSup>
-        <m:r>
-          <m:rPr>
-            <m:sty m:val="p"/>
-          </m:rPr>
-          <m:t>]</m:t>
-        </m:r>
+        </m:d>
       </m:oMath>
       <w:r>
         <w:t xml:space="preserve"> </w:t>
@@ -7644,34 +7688,36 @@
           </m:accPr>
           <m:e>
             <m:r>
+              <m:rPr>
+                <m:nor/>
+                <m:sty m:val="p"/>
+              </m:rPr>
               <m:t>E</m:t>
             </m:r>
           </m:e>
         </m:acc>
-        <m:r>
-          <m:rPr>
-            <m:sty m:val="p"/>
-          </m:rPr>
-          <m:t>[</m:t>
-        </m:r>
-        <m:sSup>
+        <m:d>
+          <m:dPr>
+            <m:begChr m:val="["/>
+            <m:sepChr m:val=""/>
+            <m:endChr m:val="]"/>
+            <m:grow/>
+          </m:dPr>
           <m:e>
-            <m:r>
-              <m:t>Y</m:t>
-            </m:r>
+            <m:sSup>
+              <m:e>
+                <m:r>
+                  <m:t>Y</m:t>
+                </m:r>
+              </m:e>
+              <m:sup>
+                <m:r>
+                  <m:t>a</m:t>
+                </m:r>
+              </m:sup>
+            </m:sSup>
           </m:e>
-          <m:sup>
-            <m:r>
-              <m:t>a</m:t>
-            </m:r>
-          </m:sup>
-        </m:sSup>
-        <m:r>
-          <m:rPr>
-            <m:sty m:val="p"/>
-          </m:rPr>
-          <m:t>]</m:t>
-        </m:r>
+        </m:d>
       </m:oMath>
       <w:r>
         <w:t xml:space="preserve"> </w:t>
